--- a/Software Architeructural Design (SDD).docx
+++ b/Software Architeructural Design (SDD).docx
@@ -77,49 +77,7 @@
         <w:rPr>
           <w:rFonts w:cs="Times New Roman"/>
         </w:rPr>
-        <w:t xml:space="preserve">The </w:t>
-      </w:r>
-      <w:proofErr w:type="gramStart"/>
-      <w:r>
-        <w:rPr>
-          <w:rFonts w:cs="Times New Roman"/>
-        </w:rPr>
-        <w:t>objective</w:t>
-      </w:r>
-      <w:proofErr w:type="gramEnd"/>
-      <w:r>
-        <w:rPr>
-          <w:rFonts w:cs="Times New Roman"/>
-        </w:rPr>
-        <w:t xml:space="preserve"> of this system is to provide a window-based chess application to explore the application and integration of self-learning engine that can play, analyze and improve its strategic performance with minimal user intervention. The system shall integrate a graphical user interface for better user experience. The system shall use reinforcement learning to recognize board states and calculate </w:t>
-      </w:r>
-      <w:proofErr w:type="gramStart"/>
-      <w:r>
-        <w:rPr>
-          <w:rFonts w:cs="Times New Roman"/>
-        </w:rPr>
-        <w:t>optimal</w:t>
-      </w:r>
-      <w:proofErr w:type="gramEnd"/>
-      <w:r>
-        <w:rPr>
-          <w:rFonts w:cs="Times New Roman"/>
-        </w:rPr>
-        <w:t xml:space="preserve"> moves. The game states and piece positions will be </w:t>
-      </w:r>
-      <w:proofErr w:type="gramStart"/>
-      <w:r>
-        <w:rPr>
-          <w:rFonts w:cs="Times New Roman"/>
-        </w:rPr>
-        <w:t>identified</w:t>
-      </w:r>
-      <w:proofErr w:type="gramEnd"/>
-      <w:r>
-        <w:rPr>
-          <w:rFonts w:cs="Times New Roman"/>
-        </w:rPr>
-        <w:t xml:space="preserve"> through a core logic engine and translated into weights for the neural network. The system will then use a reinforcement learning algorithm to adjust its internal evaluation parameters, ensuring that the system </w:t>
+        <w:t xml:space="preserve">The objective of this system is to provide a window-based chess application to explore the application and integration of self-learning engine that can play, analyze and improve its strategic performance with minimal user intervention. The system shall integrate a graphical user interface for better user experience. The system shall use reinforcement learning to recognize board states and calculate optimal moves. The game states and piece positions will be identified through a core logic engine and translated into weights for the neural network. The system will then use a reinforcement learning algorithm to adjust its internal evaluation parameters, ensuring that the system </w:t>
       </w:r>
       <w:r>
         <w:rPr>
@@ -176,21 +134,7 @@
         <w:rPr>
           <w:rFonts w:cs="Times New Roman"/>
         </w:rPr>
-        <w:t xml:space="preserve">standard optical or trackpad pointing device is </w:t>
-      </w:r>
-      <w:proofErr w:type="gramStart"/>
-      <w:r>
-        <w:rPr>
-          <w:rFonts w:cs="Times New Roman"/>
-        </w:rPr>
-        <w:t>required</w:t>
-      </w:r>
-      <w:proofErr w:type="gramEnd"/>
-      <w:r>
-        <w:rPr>
-          <w:rFonts w:cs="Times New Roman"/>
-        </w:rPr>
-        <w:t xml:space="preserve"> to select pieces and click </w:t>
+        <w:t xml:space="preserve">standard optical or trackpad pointing device is required to select pieces and click </w:t>
       </w:r>
       <w:r>
         <w:rPr>
@@ -411,33 +355,23 @@
           <w:rFonts w:cs="Times New Roman"/>
         </w:rPr>
       </w:pPr>
-      <w:proofErr w:type="spellStart"/>
       <w:r>
         <w:rPr>
           <w:rFonts w:cs="Times New Roman"/>
         </w:rPr>
         <w:t>PyTorch</w:t>
       </w:r>
-      <w:proofErr w:type="spellEnd"/>
       <w:r>
         <w:rPr>
           <w:rFonts w:cs="Times New Roman"/>
         </w:rPr>
         <w:t xml:space="preserve"> – The system will use the </w:t>
       </w:r>
-      <w:proofErr w:type="spellStart"/>
-      <w:r>
-        <w:rPr>
-          <w:rFonts w:cs="Times New Roman"/>
-        </w:rPr>
-        <w:t>Pytorch</w:t>
-      </w:r>
-      <w:proofErr w:type="spellEnd"/>
-      <w:r>
-        <w:rPr>
-          <w:rFonts w:cs="Times New Roman"/>
-        </w:rPr>
-        <w:t xml:space="preserve"> library</w:t>
+      <w:r>
+        <w:rPr>
+          <w:rFonts w:cs="Times New Roman"/>
+        </w:rPr>
+        <w:t>Pytorch library</w:t>
       </w:r>
       <w:r>
         <w:rPr>
@@ -475,14 +409,12 @@
           <w:rFonts w:cs="Times New Roman"/>
         </w:rPr>
       </w:pPr>
-      <w:proofErr w:type="spellStart"/>
       <w:r>
         <w:rPr>
           <w:rFonts w:cs="Times New Roman"/>
         </w:rPr>
         <w:t>Numpy</w:t>
       </w:r>
-      <w:proofErr w:type="spellEnd"/>
       <w:r>
         <w:rPr>
           <w:rFonts w:cs="Times New Roman"/>
@@ -531,34 +463,18 @@
           <w:rFonts w:cs="Times New Roman"/>
         </w:rPr>
       </w:pPr>
-      <w:proofErr w:type="spellStart"/>
-      <w:r>
-        <w:rPr>
-          <w:rFonts w:cs="Times New Roman"/>
-        </w:rPr>
-        <w:t>Pygame</w:t>
-      </w:r>
-      <w:proofErr w:type="spellEnd"/>
-      <w:r>
-        <w:rPr>
-          <w:rFonts w:cs="Times New Roman"/>
-        </w:rPr>
-        <w:t xml:space="preserve"> – This python library will p</w:t>
-      </w:r>
-      <w:r>
-        <w:rPr>
-          <w:rFonts w:cs="Times New Roman"/>
-        </w:rPr>
-        <w:t xml:space="preserve">rovide the graphical rendering engine and event handling for the </w:t>
-      </w:r>
-      <w:proofErr w:type="gramStart"/>
-      <w:r>
-        <w:rPr>
-          <w:rFonts w:cs="Times New Roman"/>
-        </w:rPr>
-        <w:t>GUI</w:t>
-      </w:r>
-      <w:proofErr w:type="gramEnd"/>
+      <w:r>
+        <w:rPr>
+          <w:rFonts w:cs="Times New Roman"/>
+        </w:rPr>
+        <w:t>Pygame – This python library will p</w:t>
+      </w:r>
+      <w:r>
+        <w:rPr>
+          <w:rFonts w:cs="Times New Roman"/>
+        </w:rPr>
+        <w:t>rovide the graphical rendering engine and event handling for the GUI</w:t>
+      </w:r>
     </w:p>
     <w:p>
       <w:pPr>
@@ -710,6 +626,7 @@
         <w:pStyle w:val="Heading2"/>
       </w:pPr>
       <w:r>
+        <w:lastRenderedPageBreak/>
         <w:t>6.</w:t>
       </w:r>
       <w:r>
@@ -727,35 +644,485 @@
         <w:pStyle w:val="Heading3"/>
       </w:pPr>
       <w:r>
-        <w:t>6.2.1</w:t>
-      </w:r>
-      <w:r>
-        <w:tab/>
-        <w:t>Major Software Components</w:t>
+        <w:t>6.2.1 Major Software Components</w:t>
       </w:r>
     </w:p>
     <w:p>
       <w:pPr>
         <w:pStyle w:val="Heading3"/>
-      </w:pPr>
-      <w:r>
-        <w:t>6.2.2</w:t>
-      </w:r>
-      <w:r>
-        <w:tab/>
-        <w:t>Major Software Interactions</w:t>
+        <w:spacing w:after="0"/>
+        <w:rPr>
+          <w:b w:val="0"/>
+          <w:bCs w:val="0"/>
+        </w:rPr>
+      </w:pPr>
+      <w:r>
+        <w:rPr>
+          <w:b w:val="0"/>
+          <w:bCs w:val="0"/>
+        </w:rPr>
+        <w:t>The Chess Engine is decomposed into several major subsystems to ensure that functional</w:t>
+      </w:r>
+      <w:r>
+        <w:rPr>
+          <w:b w:val="0"/>
+          <w:bCs w:val="0"/>
+        </w:rPr>
+        <w:t xml:space="preserve"> </w:t>
+      </w:r>
+      <w:r>
+        <w:rPr>
+          <w:b w:val="0"/>
+          <w:bCs w:val="0"/>
+        </w:rPr>
+        <w:t>requirements are itemized and proven.</w:t>
       </w:r>
     </w:p>
     <w:p>
       <w:pPr>
         <w:pStyle w:val="Heading3"/>
-      </w:pPr>
-      <w:r>
+        <w:numPr>
+          <w:ilvl w:val="0"/>
+          <w:numId w:val="19"/>
+        </w:numPr>
+        <w:rPr>
+          <w:b w:val="0"/>
+          <w:bCs w:val="0"/>
+        </w:rPr>
+      </w:pPr>
+      <w:r>
+        <w:rPr>
+          <w:b w:val="0"/>
+          <w:bCs w:val="0"/>
+        </w:rPr>
+        <w:t>User Interface Subsystem: Directly corresponds to functional requirements for board</w:t>
+      </w:r>
+      <w:r>
+        <w:rPr>
+          <w:b w:val="0"/>
+          <w:bCs w:val="0"/>
+        </w:rPr>
+        <w:t xml:space="preserve"> </w:t>
+      </w:r>
+      <w:r>
+        <w:rPr>
+          <w:b w:val="0"/>
+          <w:bCs w:val="0"/>
+        </w:rPr>
+        <w:t>rendering and user interaction. It handles the visual 8x8 grid and accepts input from</w:t>
+      </w:r>
+      <w:r>
+        <w:rPr>
+          <w:b w:val="0"/>
+          <w:bCs w:val="0"/>
+        </w:rPr>
+        <w:t xml:space="preserve"> </w:t>
+      </w:r>
+      <w:r>
+        <w:rPr>
+          <w:b w:val="0"/>
+          <w:bCs w:val="0"/>
+        </w:rPr>
+        <w:t>mouse and keyboard.</w:t>
+      </w:r>
+    </w:p>
+    <w:p>
+      <w:pPr>
+        <w:pStyle w:val="Heading3"/>
+        <w:numPr>
+          <w:ilvl w:val="0"/>
+          <w:numId w:val="19"/>
+        </w:numPr>
+        <w:rPr>
+          <w:b w:val="0"/>
+          <w:bCs w:val="0"/>
+        </w:rPr>
+      </w:pPr>
+      <w:r>
+        <w:rPr>
+          <w:b w:val="0"/>
+          <w:bCs w:val="0"/>
+        </w:rPr>
+        <w:t>Move Validation Subsystem: Implements the core logic required to enforce FIDE rules. It</w:t>
+      </w:r>
+      <w:r>
+        <w:rPr>
+          <w:b w:val="0"/>
+          <w:bCs w:val="0"/>
+        </w:rPr>
+        <w:t xml:space="preserve"> </w:t>
+      </w:r>
+      <w:r>
+        <w:rPr>
+          <w:b w:val="0"/>
+          <w:bCs w:val="0"/>
+        </w:rPr>
+        <w:t>ensures only legal moves are processed.</w:t>
+      </w:r>
+    </w:p>
+    <w:p>
+      <w:pPr>
+        <w:pStyle w:val="Heading3"/>
+        <w:numPr>
+          <w:ilvl w:val="0"/>
+          <w:numId w:val="19"/>
+        </w:numPr>
+        <w:rPr>
+          <w:b w:val="0"/>
+          <w:bCs w:val="0"/>
+        </w:rPr>
+      </w:pPr>
+      <w:r>
+        <w:rPr>
+          <w:b w:val="0"/>
+          <w:bCs w:val="0"/>
+        </w:rPr>
+        <w:t>Reinforcement Learning Subsystem: Contains the neural network and training logic. This</w:t>
+      </w:r>
+      <w:r>
+        <w:rPr>
+          <w:b w:val="0"/>
+          <w:bCs w:val="0"/>
+        </w:rPr>
+        <w:t xml:space="preserve"> </w:t>
+      </w:r>
+      <w:r>
+        <w:rPr>
+          <w:b w:val="0"/>
+          <w:bCs w:val="0"/>
+        </w:rPr>
+        <w:t>subsystem is responsible for calculating board states and updating its knowledge base</w:t>
+      </w:r>
+      <w:r>
+        <w:rPr>
+          <w:b w:val="0"/>
+          <w:bCs w:val="0"/>
+        </w:rPr>
+        <w:t xml:space="preserve"> </w:t>
+      </w:r>
+      <w:r>
+        <w:rPr>
+          <w:b w:val="0"/>
+          <w:bCs w:val="0"/>
+        </w:rPr>
+        <w:t>after games.</w:t>
+      </w:r>
+    </w:p>
+    <w:p>
+      <w:pPr>
+        <w:pStyle w:val="Heading3"/>
+        <w:numPr>
+          <w:ilvl w:val="0"/>
+          <w:numId w:val="19"/>
+        </w:numPr>
+        <w:rPr>
+          <w:b w:val="0"/>
+          <w:bCs w:val="0"/>
+        </w:rPr>
+      </w:pPr>
+      <w:r>
+        <w:rPr>
+          <w:b w:val="0"/>
+          <w:bCs w:val="0"/>
+        </w:rPr>
+        <w:t>Data Management Subsystem: This subsystem is responsible for the persistent storage of</w:t>
+      </w:r>
+      <w:r>
+        <w:rPr>
+          <w:b w:val="0"/>
+          <w:bCs w:val="0"/>
+        </w:rPr>
+        <w:t xml:space="preserve"> </w:t>
+      </w:r>
+      <w:r>
+        <w:rPr>
+          <w:b w:val="0"/>
+          <w:bCs w:val="0"/>
+        </w:rPr>
+        <w:t>the learning database and saving/loading game files.</w:t>
+      </w:r>
+    </w:p>
+    <w:p>
+      <w:pPr>
+        <w:pStyle w:val="Heading3"/>
+      </w:pPr>
+      <w:r>
+        <w:t>6.2.2 Major Software Interactions</w:t>
+      </w:r>
+    </w:p>
+    <w:p>
+      <w:pPr>
+        <w:pStyle w:val="Heading3"/>
+        <w:numPr>
+          <w:ilvl w:val="0"/>
+          <w:numId w:val="22"/>
+        </w:numPr>
+        <w:rPr>
+          <w:b w:val="0"/>
+          <w:bCs w:val="0"/>
+        </w:rPr>
+      </w:pPr>
+      <w:r>
+        <w:rPr>
+          <w:b w:val="0"/>
+          <w:bCs w:val="0"/>
+        </w:rPr>
+        <w:t xml:space="preserve">GUI to Move Validator: When a user attempts a move, the user interface sends the coordinates to the move validation subsystem via a direct function call. The move validation subsystem then returns a Boolean signal indicating if the move is valid. </w:t>
+      </w:r>
+    </w:p>
+    <w:p>
+      <w:pPr>
+        <w:pStyle w:val="Heading3"/>
+        <w:numPr>
+          <w:ilvl w:val="0"/>
+          <w:numId w:val="22"/>
+        </w:numPr>
+        <w:rPr>
+          <w:b w:val="0"/>
+          <w:bCs w:val="0"/>
+        </w:rPr>
+      </w:pPr>
+      <w:r>
+        <w:rPr>
+          <w:b w:val="0"/>
+          <w:bCs w:val="0"/>
+        </w:rPr>
+        <w:t xml:space="preserve">Move Validator to Engine: Once a move is confirmed valid, the updated board state is passed to the reinforcement learning subsystem. The reinforcement learning subsystem processes the vector-based representation of the board to generate a response move. </w:t>
+      </w:r>
+    </w:p>
+    <w:p>
+      <w:pPr>
+        <w:pStyle w:val="Heading3"/>
+        <w:numPr>
+          <w:ilvl w:val="0"/>
+          <w:numId w:val="22"/>
+        </w:numPr>
+        <w:rPr>
+          <w:b w:val="0"/>
+          <w:bCs w:val="0"/>
+        </w:rPr>
+      </w:pPr>
+      <w:r>
+        <w:rPr>
+          <w:b w:val="0"/>
+          <w:bCs w:val="0"/>
+        </w:rPr>
+        <w:t xml:space="preserve">Engine to Learning Database: At the conclusion of a match, the reinforcement learning subsystem sends the final game outcome (win/loss/draw) and the move history to the learning database. </w:t>
+      </w:r>
+    </w:p>
+    <w:p>
+      <w:pPr>
+        <w:rPr>
+          <w:rFonts w:eastAsiaTheme="majorEastAsia" w:cs="Times New Roman"/>
+          <w:color w:val="000000" w:themeColor="text1"/>
+        </w:rPr>
+      </w:pPr>
+      <w:r>
+        <w:rPr>
+          <w:b/>
+          <w:bCs/>
+        </w:rPr>
+        <w:br w:type="page"/>
+      </w:r>
+    </w:p>
+    <w:p>
+      <w:pPr>
+        <w:pStyle w:val="Heading3"/>
+      </w:pPr>
+      <w:r>
+        <w:lastRenderedPageBreak/>
         <w:t>6.2.3</w:t>
       </w:r>
       <w:r>
         <w:tab/>
         <w:t>Architectural Design Diagrams</w:t>
+      </w:r>
+    </w:p>
+    <w:p/>
+    <w:p>
+      <w:r>
+        <w:t>Components/ Data Flow Diagram</w:t>
+      </w:r>
+      <w:r>
+        <w:rPr>
+          <w:noProof/>
+        </w:rPr>
+        <w:drawing>
+          <wp:inline distT="0" distB="0" distL="0" distR="0" wp14:anchorId="1B67FF7C" wp14:editId="0CDB2D09">
+            <wp:extent cx="5448300" cy="2514600"/>
+            <wp:effectExtent l="0" t="0" r="0" b="0"/>
+            <wp:docPr id="622294907" name="Picture 1"/>
+            <wp:cNvGraphicFramePr>
+              <a:graphicFrameLocks xmlns:a="http://schemas.openxmlformats.org/drawingml/2006/main" noChangeAspect="1"/>
+            </wp:cNvGraphicFramePr>
+            <a:graphic xmlns:a="http://schemas.openxmlformats.org/drawingml/2006/main">
+              <a:graphicData uri="http://schemas.openxmlformats.org/drawingml/2006/picture">
+                <pic:pic xmlns:pic="http://schemas.openxmlformats.org/drawingml/2006/picture">
+                  <pic:nvPicPr>
+                    <pic:cNvPr id="0" name="Picture 1"/>
+                    <pic:cNvPicPr>
+                      <a:picLocks noChangeAspect="1" noChangeArrowheads="1"/>
+                    </pic:cNvPicPr>
+                  </pic:nvPicPr>
+                  <pic:blipFill>
+                    <a:blip r:embed="rId5">
+                      <a:extLst>
+                        <a:ext uri="{28A0092B-C50C-407E-A947-70E740481C1C}">
+                          <a14:useLocalDpi xmlns:a14="http://schemas.microsoft.com/office/drawing/2010/main" val="0"/>
+                        </a:ext>
+                      </a:extLst>
+                    </a:blip>
+                    <a:srcRect/>
+                    <a:stretch>
+                      <a:fillRect/>
+                    </a:stretch>
+                  </pic:blipFill>
+                  <pic:spPr bwMode="auto">
+                    <a:xfrm>
+                      <a:off x="0" y="0"/>
+                      <a:ext cx="5448300" cy="2514600"/>
+                    </a:xfrm>
+                    <a:prstGeom prst="rect">
+                      <a:avLst/>
+                    </a:prstGeom>
+                    <a:noFill/>
+                    <a:ln>
+                      <a:noFill/>
+                    </a:ln>
+                  </pic:spPr>
+                </pic:pic>
+              </a:graphicData>
+            </a:graphic>
+          </wp:inline>
+        </w:drawing>
+      </w:r>
+    </w:p>
+    <w:p>
+      <w:r>
+        <w:t>Use Case Diagr</w:t>
+      </w:r>
+      <w:r>
+        <w:t>a</w:t>
+      </w:r>
+      <w:r>
+        <w:t>m</w:t>
+      </w:r>
+      <w:r>
+        <w:rPr>
+          <w:noProof/>
+        </w:rPr>
+        <w:drawing>
+          <wp:inline distT="0" distB="0" distL="0" distR="0" wp14:anchorId="0FA28066" wp14:editId="61A4BFEA">
+            <wp:extent cx="5727700" cy="3986530"/>
+            <wp:effectExtent l="0" t="0" r="6350" b="0"/>
+            <wp:docPr id="100496543" name="Picture 4"/>
+            <wp:cNvGraphicFramePr>
+              <a:graphicFrameLocks xmlns:a="http://schemas.openxmlformats.org/drawingml/2006/main" noChangeAspect="1"/>
+            </wp:cNvGraphicFramePr>
+            <a:graphic xmlns:a="http://schemas.openxmlformats.org/drawingml/2006/main">
+              <a:graphicData uri="http://schemas.openxmlformats.org/drawingml/2006/picture">
+                <pic:pic xmlns:pic="http://schemas.openxmlformats.org/drawingml/2006/picture">
+                  <pic:nvPicPr>
+                    <pic:cNvPr id="0" name="Picture 3"/>
+                    <pic:cNvPicPr>
+                      <a:picLocks noChangeAspect="1" noChangeArrowheads="1"/>
+                    </pic:cNvPicPr>
+                  </pic:nvPicPr>
+                  <pic:blipFill rotWithShape="1">
+                    <a:blip r:embed="rId6">
+                      <a:extLst>
+                        <a:ext uri="{28A0092B-C50C-407E-A947-70E740481C1C}">
+                          <a14:useLocalDpi xmlns:a14="http://schemas.microsoft.com/office/drawing/2010/main" val="0"/>
+                        </a:ext>
+                      </a:extLst>
+                    </a:blip>
+                    <a:srcRect l="3633" t="10545"/>
+                    <a:stretch>
+                      <a:fillRect/>
+                    </a:stretch>
+                  </pic:blipFill>
+                  <pic:spPr bwMode="auto">
+                    <a:xfrm>
+                      <a:off x="0" y="0"/>
+                      <a:ext cx="5727700" cy="3986530"/>
+                    </a:xfrm>
+                    <a:prstGeom prst="rect">
+                      <a:avLst/>
+                    </a:prstGeom>
+                    <a:noFill/>
+                    <a:ln>
+                      <a:noFill/>
+                    </a:ln>
+                    <a:extLst>
+                      <a:ext uri="{53640926-AAD7-44D8-BBD7-CCE9431645EC}">
+                        <a14:shadowObscured xmlns:a14="http://schemas.microsoft.com/office/drawing/2010/main"/>
+                      </a:ext>
+                    </a:extLst>
+                  </pic:spPr>
+                </pic:pic>
+              </a:graphicData>
+            </a:graphic>
+          </wp:inline>
+        </w:drawing>
+      </w:r>
+    </w:p>
+    <w:p>
+      <w:r>
+        <w:lastRenderedPageBreak/>
+        <w:t>Swim Lane Diagram</w:t>
+      </w:r>
+      <w:r>
+        <w:rPr>
+          <w:noProof/>
+        </w:rPr>
+        <w:drawing>
+          <wp:inline distT="0" distB="0" distL="0" distR="0" wp14:anchorId="2A272DA9" wp14:editId="04472F47">
+            <wp:extent cx="5943600" cy="3243580"/>
+            <wp:effectExtent l="0" t="0" r="0" b="0"/>
+            <wp:docPr id="1154826985" name="Picture 5"/>
+            <wp:cNvGraphicFramePr>
+              <a:graphicFrameLocks xmlns:a="http://schemas.openxmlformats.org/drawingml/2006/main" noChangeAspect="1"/>
+            </wp:cNvGraphicFramePr>
+            <a:graphic xmlns:a="http://schemas.openxmlformats.org/drawingml/2006/main">
+              <a:graphicData uri="http://schemas.openxmlformats.org/drawingml/2006/picture">
+                <pic:pic xmlns:pic="http://schemas.openxmlformats.org/drawingml/2006/picture">
+                  <pic:nvPicPr>
+                    <pic:cNvPr id="0" name="Picture 4"/>
+                    <pic:cNvPicPr>
+                      <a:picLocks noChangeAspect="1" noChangeArrowheads="1"/>
+                    </pic:cNvPicPr>
+                  </pic:nvPicPr>
+                  <pic:blipFill>
+                    <a:blip r:embed="rId7">
+                      <a:extLst>
+                        <a:ext uri="{28A0092B-C50C-407E-A947-70E740481C1C}">
+                          <a14:useLocalDpi xmlns:a14="http://schemas.microsoft.com/office/drawing/2010/main" val="0"/>
+                        </a:ext>
+                      </a:extLst>
+                    </a:blip>
+                    <a:srcRect/>
+                    <a:stretch>
+                      <a:fillRect/>
+                    </a:stretch>
+                  </pic:blipFill>
+                  <pic:spPr bwMode="auto">
+                    <a:xfrm>
+                      <a:off x="0" y="0"/>
+                      <a:ext cx="5943600" cy="3243580"/>
+                    </a:xfrm>
+                    <a:prstGeom prst="rect">
+                      <a:avLst/>
+                    </a:prstGeom>
+                    <a:noFill/>
+                    <a:ln>
+                      <a:noFill/>
+                    </a:ln>
+                  </pic:spPr>
+                </pic:pic>
+              </a:graphicData>
+            </a:graphic>
+          </wp:inline>
+        </w:drawing>
       </w:r>
     </w:p>
     <w:p>
@@ -1004,6 +1371,231 @@
     </w:lvl>
   </w:abstractNum>
   <w:abstractNum w:abstractNumId="1" w15:restartNumberingAfterBreak="0">
+    <w:nsid w:val="0D790FE1"/>
+    <w:multiLevelType w:val="hybridMultilevel"/>
+    <w:tmpl w:val="52969948"/>
+    <w:lvl w:ilvl="0" w:tplc="C6BCAF80">
+      <w:numFmt w:val="bullet"/>
+      <w:lvlText w:val="•"/>
+      <w:lvlJc w:val="left"/>
+      <w:pPr>
+        <w:ind w:left="720" w:hanging="360"/>
+      </w:pPr>
+      <w:rPr>
+        <w:rFonts w:ascii="Times New Roman" w:eastAsiaTheme="majorEastAsia" w:hAnsi="Times New Roman" w:cs="Times New Roman" w:hint="default"/>
+      </w:rPr>
+    </w:lvl>
+    <w:lvl w:ilvl="1" w:tplc="04090003" w:tentative="1">
+      <w:start w:val="1"/>
+      <w:numFmt w:val="bullet"/>
+      <w:lvlText w:val="o"/>
+      <w:lvlJc w:val="left"/>
+      <w:pPr>
+        <w:ind w:left="1440" w:hanging="360"/>
+      </w:pPr>
+      <w:rPr>
+        <w:rFonts w:ascii="Courier New" w:hAnsi="Courier New" w:cs="Courier New" w:hint="default"/>
+      </w:rPr>
+    </w:lvl>
+    <w:lvl w:ilvl="2" w:tplc="04090005" w:tentative="1">
+      <w:start w:val="1"/>
+      <w:numFmt w:val="bullet"/>
+      <w:lvlText w:val=""/>
+      <w:lvlJc w:val="left"/>
+      <w:pPr>
+        <w:ind w:left="2160" w:hanging="360"/>
+      </w:pPr>
+      <w:rPr>
+        <w:rFonts w:ascii="Wingdings" w:hAnsi="Wingdings" w:hint="default"/>
+      </w:rPr>
+    </w:lvl>
+    <w:lvl w:ilvl="3" w:tplc="04090001" w:tentative="1">
+      <w:start w:val="1"/>
+      <w:numFmt w:val="bullet"/>
+      <w:lvlText w:val=""/>
+      <w:lvlJc w:val="left"/>
+      <w:pPr>
+        <w:ind w:left="2880" w:hanging="360"/>
+      </w:pPr>
+      <w:rPr>
+        <w:rFonts w:ascii="Symbol" w:hAnsi="Symbol" w:hint="default"/>
+      </w:rPr>
+    </w:lvl>
+    <w:lvl w:ilvl="4" w:tplc="04090003" w:tentative="1">
+      <w:start w:val="1"/>
+      <w:numFmt w:val="bullet"/>
+      <w:lvlText w:val="o"/>
+      <w:lvlJc w:val="left"/>
+      <w:pPr>
+        <w:ind w:left="3600" w:hanging="360"/>
+      </w:pPr>
+      <w:rPr>
+        <w:rFonts w:ascii="Courier New" w:hAnsi="Courier New" w:cs="Courier New" w:hint="default"/>
+      </w:rPr>
+    </w:lvl>
+    <w:lvl w:ilvl="5" w:tplc="04090005" w:tentative="1">
+      <w:start w:val="1"/>
+      <w:numFmt w:val="bullet"/>
+      <w:lvlText w:val=""/>
+      <w:lvlJc w:val="left"/>
+      <w:pPr>
+        <w:ind w:left="4320" w:hanging="360"/>
+      </w:pPr>
+      <w:rPr>
+        <w:rFonts w:ascii="Wingdings" w:hAnsi="Wingdings" w:hint="default"/>
+      </w:rPr>
+    </w:lvl>
+    <w:lvl w:ilvl="6" w:tplc="04090001" w:tentative="1">
+      <w:start w:val="1"/>
+      <w:numFmt w:val="bullet"/>
+      <w:lvlText w:val=""/>
+      <w:lvlJc w:val="left"/>
+      <w:pPr>
+        <w:ind w:left="5040" w:hanging="360"/>
+      </w:pPr>
+      <w:rPr>
+        <w:rFonts w:ascii="Symbol" w:hAnsi="Symbol" w:hint="default"/>
+      </w:rPr>
+    </w:lvl>
+    <w:lvl w:ilvl="7" w:tplc="04090003" w:tentative="1">
+      <w:start w:val="1"/>
+      <w:numFmt w:val="bullet"/>
+      <w:lvlText w:val="o"/>
+      <w:lvlJc w:val="left"/>
+      <w:pPr>
+        <w:ind w:left="5760" w:hanging="360"/>
+      </w:pPr>
+      <w:rPr>
+        <w:rFonts w:ascii="Courier New" w:hAnsi="Courier New" w:cs="Courier New" w:hint="default"/>
+      </w:rPr>
+    </w:lvl>
+    <w:lvl w:ilvl="8" w:tplc="04090005" w:tentative="1">
+      <w:start w:val="1"/>
+      <w:numFmt w:val="bullet"/>
+      <w:lvlText w:val=""/>
+      <w:lvlJc w:val="left"/>
+      <w:pPr>
+        <w:ind w:left="6480" w:hanging="360"/>
+      </w:pPr>
+      <w:rPr>
+        <w:rFonts w:ascii="Wingdings" w:hAnsi="Wingdings" w:hint="default"/>
+      </w:rPr>
+    </w:lvl>
+  </w:abstractNum>
+  <w:abstractNum w:abstractNumId="2" w15:restartNumberingAfterBreak="0">
+    <w:nsid w:val="0F2A6A64"/>
+    <w:multiLevelType w:val="hybridMultilevel"/>
+    <w:tmpl w:val="053E6AA4"/>
+    <w:lvl w:ilvl="0" w:tplc="04090001">
+      <w:start w:val="1"/>
+      <w:numFmt w:val="bullet"/>
+      <w:lvlText w:val=""/>
+      <w:lvlJc w:val="left"/>
+      <w:pPr>
+        <w:ind w:left="1080" w:hanging="360"/>
+      </w:pPr>
+      <w:rPr>
+        <w:rFonts w:ascii="Symbol" w:hAnsi="Symbol" w:hint="default"/>
+      </w:rPr>
+    </w:lvl>
+    <w:lvl w:ilvl="1" w:tplc="FFFFFFFF" w:tentative="1">
+      <w:start w:val="1"/>
+      <w:numFmt w:val="bullet"/>
+      <w:lvlText w:val="o"/>
+      <w:lvlJc w:val="left"/>
+      <w:pPr>
+        <w:ind w:left="1800" w:hanging="360"/>
+      </w:pPr>
+      <w:rPr>
+        <w:rFonts w:ascii="Courier New" w:hAnsi="Courier New" w:cs="Courier New" w:hint="default"/>
+      </w:rPr>
+    </w:lvl>
+    <w:lvl w:ilvl="2" w:tplc="FFFFFFFF" w:tentative="1">
+      <w:start w:val="1"/>
+      <w:numFmt w:val="bullet"/>
+      <w:lvlText w:val=""/>
+      <w:lvlJc w:val="left"/>
+      <w:pPr>
+        <w:ind w:left="2520" w:hanging="360"/>
+      </w:pPr>
+      <w:rPr>
+        <w:rFonts w:ascii="Wingdings" w:hAnsi="Wingdings" w:hint="default"/>
+      </w:rPr>
+    </w:lvl>
+    <w:lvl w:ilvl="3" w:tplc="FFFFFFFF" w:tentative="1">
+      <w:start w:val="1"/>
+      <w:numFmt w:val="bullet"/>
+      <w:lvlText w:val=""/>
+      <w:lvlJc w:val="left"/>
+      <w:pPr>
+        <w:ind w:left="3240" w:hanging="360"/>
+      </w:pPr>
+      <w:rPr>
+        <w:rFonts w:ascii="Symbol" w:hAnsi="Symbol" w:hint="default"/>
+      </w:rPr>
+    </w:lvl>
+    <w:lvl w:ilvl="4" w:tplc="FFFFFFFF" w:tentative="1">
+      <w:start w:val="1"/>
+      <w:numFmt w:val="bullet"/>
+      <w:lvlText w:val="o"/>
+      <w:lvlJc w:val="left"/>
+      <w:pPr>
+        <w:ind w:left="3960" w:hanging="360"/>
+      </w:pPr>
+      <w:rPr>
+        <w:rFonts w:ascii="Courier New" w:hAnsi="Courier New" w:cs="Courier New" w:hint="default"/>
+      </w:rPr>
+    </w:lvl>
+    <w:lvl w:ilvl="5" w:tplc="FFFFFFFF" w:tentative="1">
+      <w:start w:val="1"/>
+      <w:numFmt w:val="bullet"/>
+      <w:lvlText w:val=""/>
+      <w:lvlJc w:val="left"/>
+      <w:pPr>
+        <w:ind w:left="4680" w:hanging="360"/>
+      </w:pPr>
+      <w:rPr>
+        <w:rFonts w:ascii="Wingdings" w:hAnsi="Wingdings" w:hint="default"/>
+      </w:rPr>
+    </w:lvl>
+    <w:lvl w:ilvl="6" w:tplc="FFFFFFFF" w:tentative="1">
+      <w:start w:val="1"/>
+      <w:numFmt w:val="bullet"/>
+      <w:lvlText w:val=""/>
+      <w:lvlJc w:val="left"/>
+      <w:pPr>
+        <w:ind w:left="5400" w:hanging="360"/>
+      </w:pPr>
+      <w:rPr>
+        <w:rFonts w:ascii="Symbol" w:hAnsi="Symbol" w:hint="default"/>
+      </w:rPr>
+    </w:lvl>
+    <w:lvl w:ilvl="7" w:tplc="FFFFFFFF" w:tentative="1">
+      <w:start w:val="1"/>
+      <w:numFmt w:val="bullet"/>
+      <w:lvlText w:val="o"/>
+      <w:lvlJc w:val="left"/>
+      <w:pPr>
+        <w:ind w:left="6120" w:hanging="360"/>
+      </w:pPr>
+      <w:rPr>
+        <w:rFonts w:ascii="Courier New" w:hAnsi="Courier New" w:cs="Courier New" w:hint="default"/>
+      </w:rPr>
+    </w:lvl>
+    <w:lvl w:ilvl="8" w:tplc="FFFFFFFF" w:tentative="1">
+      <w:start w:val="1"/>
+      <w:numFmt w:val="bullet"/>
+      <w:lvlText w:val=""/>
+      <w:lvlJc w:val="left"/>
+      <w:pPr>
+        <w:ind w:left="6840" w:hanging="360"/>
+      </w:pPr>
+      <w:rPr>
+        <w:rFonts w:ascii="Wingdings" w:hAnsi="Wingdings" w:hint="default"/>
+      </w:rPr>
+    </w:lvl>
+  </w:abstractNum>
+  <w:abstractNum w:abstractNumId="3" w15:restartNumberingAfterBreak="0">
     <w:nsid w:val="0F741A43"/>
     <w:multiLevelType w:val="multilevel"/>
     <w:tmpl w:val="0409001F"/>
@@ -1089,7 +1681,58 @@
       </w:pPr>
     </w:lvl>
   </w:abstractNum>
-  <w:abstractNum w:abstractNumId="2" w15:restartNumberingAfterBreak="0">
+  <w:abstractNum w:abstractNumId="4" w15:restartNumberingAfterBreak="0">
+    <w:nsid w:val="1351FFB9"/>
+    <w:multiLevelType w:val="hybridMultilevel"/>
+    <w:tmpl w:val="FFFFFFFF"/>
+    <w:lvl w:ilvl="0" w:tplc="FFFFFFFF">
+      <w:start w:val="1"/>
+      <w:numFmt w:val="bullet"/>
+      <w:lvlText w:val="�"/>
+      <w:lvlJc w:val="left"/>
+    </w:lvl>
+    <w:lvl w:ilvl="1" w:tplc="FFFFFFFF">
+      <w:numFmt w:val="decimal"/>
+      <w:lvlText w:val=""/>
+      <w:lvlJc w:val="left"/>
+    </w:lvl>
+    <w:lvl w:ilvl="2" w:tplc="FFFFFFFF">
+      <w:numFmt w:val="decimal"/>
+      <w:lvlText w:val=""/>
+      <w:lvlJc w:val="left"/>
+    </w:lvl>
+    <w:lvl w:ilvl="3" w:tplc="FFFFFFFF">
+      <w:numFmt w:val="decimal"/>
+      <w:lvlText w:val=""/>
+      <w:lvlJc w:val="left"/>
+    </w:lvl>
+    <w:lvl w:ilvl="4" w:tplc="FFFFFFFF">
+      <w:numFmt w:val="decimal"/>
+      <w:lvlText w:val=""/>
+      <w:lvlJc w:val="left"/>
+    </w:lvl>
+    <w:lvl w:ilvl="5" w:tplc="FFFFFFFF">
+      <w:numFmt w:val="decimal"/>
+      <w:lvlText w:val=""/>
+      <w:lvlJc w:val="left"/>
+    </w:lvl>
+    <w:lvl w:ilvl="6" w:tplc="FFFFFFFF">
+      <w:numFmt w:val="decimal"/>
+      <w:lvlText w:val=""/>
+      <w:lvlJc w:val="left"/>
+    </w:lvl>
+    <w:lvl w:ilvl="7" w:tplc="FFFFFFFF">
+      <w:numFmt w:val="decimal"/>
+      <w:lvlText w:val=""/>
+      <w:lvlJc w:val="left"/>
+    </w:lvl>
+    <w:lvl w:ilvl="8" w:tplc="FFFFFFFF">
+      <w:numFmt w:val="decimal"/>
+      <w:lvlText w:val=""/>
+      <w:lvlJc w:val="left"/>
+    </w:lvl>
+  </w:abstractNum>
+  <w:abstractNum w:abstractNumId="5" w15:restartNumberingAfterBreak="0">
     <w:nsid w:val="1A7A6C65"/>
     <w:multiLevelType w:val="multilevel"/>
     <w:tmpl w:val="607E3944"/>
@@ -1204,7 +1847,7 @@
       </w:rPr>
     </w:lvl>
   </w:abstractNum>
-  <w:abstractNum w:abstractNumId="3" w15:restartNumberingAfterBreak="0">
+  <w:abstractNum w:abstractNumId="6" w15:restartNumberingAfterBreak="0">
     <w:nsid w:val="1D7B4103"/>
     <w:multiLevelType w:val="multilevel"/>
     <w:tmpl w:val="607E3944"/>
@@ -1319,7 +1962,7 @@
       </w:rPr>
     </w:lvl>
   </w:abstractNum>
-  <w:abstractNum w:abstractNumId="4" w15:restartNumberingAfterBreak="0">
+  <w:abstractNum w:abstractNumId="7" w15:restartNumberingAfterBreak="0">
     <w:nsid w:val="28EA5D2D"/>
     <w:multiLevelType w:val="multilevel"/>
     <w:tmpl w:val="1E785A94"/>
@@ -1432,7 +2075,7 @@
       </w:rPr>
     </w:lvl>
   </w:abstractNum>
-  <w:abstractNum w:abstractNumId="5" w15:restartNumberingAfterBreak="0">
+  <w:abstractNum w:abstractNumId="8" w15:restartNumberingAfterBreak="0">
     <w:nsid w:val="2BC5616E"/>
     <w:multiLevelType w:val="multilevel"/>
     <w:tmpl w:val="597AF904"/>
@@ -1545,7 +2188,233 @@
       </w:rPr>
     </w:lvl>
   </w:abstractNum>
-  <w:abstractNum w:abstractNumId="6" w15:restartNumberingAfterBreak="0">
+  <w:abstractNum w:abstractNumId="9" w15:restartNumberingAfterBreak="0">
+    <w:nsid w:val="37EF01B3"/>
+    <w:multiLevelType w:val="hybridMultilevel"/>
+    <w:tmpl w:val="5FE42E34"/>
+    <w:lvl w:ilvl="0" w:tplc="04090001">
+      <w:start w:val="1"/>
+      <w:numFmt w:val="bullet"/>
+      <w:lvlText w:val=""/>
+      <w:lvlJc w:val="left"/>
+      <w:pPr>
+        <w:ind w:left="720" w:hanging="360"/>
+      </w:pPr>
+      <w:rPr>
+        <w:rFonts w:ascii="Symbol" w:hAnsi="Symbol" w:hint="default"/>
+      </w:rPr>
+    </w:lvl>
+    <w:lvl w:ilvl="1" w:tplc="FFFFFFFF" w:tentative="1">
+      <w:start w:val="1"/>
+      <w:numFmt w:val="bullet"/>
+      <w:lvlText w:val="o"/>
+      <w:lvlJc w:val="left"/>
+      <w:pPr>
+        <w:ind w:left="1440" w:hanging="360"/>
+      </w:pPr>
+      <w:rPr>
+        <w:rFonts w:ascii="Courier New" w:hAnsi="Courier New" w:cs="Courier New" w:hint="default"/>
+      </w:rPr>
+    </w:lvl>
+    <w:lvl w:ilvl="2" w:tplc="FFFFFFFF" w:tentative="1">
+      <w:start w:val="1"/>
+      <w:numFmt w:val="bullet"/>
+      <w:lvlText w:val=""/>
+      <w:lvlJc w:val="left"/>
+      <w:pPr>
+        <w:ind w:left="2160" w:hanging="360"/>
+      </w:pPr>
+      <w:rPr>
+        <w:rFonts w:ascii="Wingdings" w:hAnsi="Wingdings" w:hint="default"/>
+      </w:rPr>
+    </w:lvl>
+    <w:lvl w:ilvl="3" w:tplc="FFFFFFFF" w:tentative="1">
+      <w:start w:val="1"/>
+      <w:numFmt w:val="bullet"/>
+      <w:lvlText w:val=""/>
+      <w:lvlJc w:val="left"/>
+      <w:pPr>
+        <w:ind w:left="2880" w:hanging="360"/>
+      </w:pPr>
+      <w:rPr>
+        <w:rFonts w:ascii="Symbol" w:hAnsi="Symbol" w:hint="default"/>
+      </w:rPr>
+    </w:lvl>
+    <w:lvl w:ilvl="4" w:tplc="FFFFFFFF" w:tentative="1">
+      <w:start w:val="1"/>
+      <w:numFmt w:val="bullet"/>
+      <w:lvlText w:val="o"/>
+      <w:lvlJc w:val="left"/>
+      <w:pPr>
+        <w:ind w:left="3600" w:hanging="360"/>
+      </w:pPr>
+      <w:rPr>
+        <w:rFonts w:ascii="Courier New" w:hAnsi="Courier New" w:cs="Courier New" w:hint="default"/>
+      </w:rPr>
+    </w:lvl>
+    <w:lvl w:ilvl="5" w:tplc="FFFFFFFF" w:tentative="1">
+      <w:start w:val="1"/>
+      <w:numFmt w:val="bullet"/>
+      <w:lvlText w:val=""/>
+      <w:lvlJc w:val="left"/>
+      <w:pPr>
+        <w:ind w:left="4320" w:hanging="360"/>
+      </w:pPr>
+      <w:rPr>
+        <w:rFonts w:ascii="Wingdings" w:hAnsi="Wingdings" w:hint="default"/>
+      </w:rPr>
+    </w:lvl>
+    <w:lvl w:ilvl="6" w:tplc="FFFFFFFF" w:tentative="1">
+      <w:start w:val="1"/>
+      <w:numFmt w:val="bullet"/>
+      <w:lvlText w:val=""/>
+      <w:lvlJc w:val="left"/>
+      <w:pPr>
+        <w:ind w:left="5040" w:hanging="360"/>
+      </w:pPr>
+      <w:rPr>
+        <w:rFonts w:ascii="Symbol" w:hAnsi="Symbol" w:hint="default"/>
+      </w:rPr>
+    </w:lvl>
+    <w:lvl w:ilvl="7" w:tplc="FFFFFFFF" w:tentative="1">
+      <w:start w:val="1"/>
+      <w:numFmt w:val="bullet"/>
+      <w:lvlText w:val="o"/>
+      <w:lvlJc w:val="left"/>
+      <w:pPr>
+        <w:ind w:left="5760" w:hanging="360"/>
+      </w:pPr>
+      <w:rPr>
+        <w:rFonts w:ascii="Courier New" w:hAnsi="Courier New" w:cs="Courier New" w:hint="default"/>
+      </w:rPr>
+    </w:lvl>
+    <w:lvl w:ilvl="8" w:tplc="FFFFFFFF" w:tentative="1">
+      <w:start w:val="1"/>
+      <w:numFmt w:val="bullet"/>
+      <w:lvlText w:val=""/>
+      <w:lvlJc w:val="left"/>
+      <w:pPr>
+        <w:ind w:left="6480" w:hanging="360"/>
+      </w:pPr>
+      <w:rPr>
+        <w:rFonts w:ascii="Wingdings" w:hAnsi="Wingdings" w:hint="default"/>
+      </w:rPr>
+    </w:lvl>
+  </w:abstractNum>
+  <w:abstractNum w:abstractNumId="10" w15:restartNumberingAfterBreak="0">
+    <w:nsid w:val="3AC37AC3"/>
+    <w:multiLevelType w:val="hybridMultilevel"/>
+    <w:tmpl w:val="A1A6E4F6"/>
+    <w:lvl w:ilvl="0" w:tplc="04090001">
+      <w:start w:val="1"/>
+      <w:numFmt w:val="bullet"/>
+      <w:lvlText w:val=""/>
+      <w:lvlJc w:val="left"/>
+      <w:pPr>
+        <w:ind w:left="720" w:hanging="360"/>
+      </w:pPr>
+      <w:rPr>
+        <w:rFonts w:ascii="Symbol" w:hAnsi="Symbol" w:hint="default"/>
+      </w:rPr>
+    </w:lvl>
+    <w:lvl w:ilvl="1" w:tplc="04090003" w:tentative="1">
+      <w:start w:val="1"/>
+      <w:numFmt w:val="bullet"/>
+      <w:lvlText w:val="o"/>
+      <w:lvlJc w:val="left"/>
+      <w:pPr>
+        <w:ind w:left="1440" w:hanging="360"/>
+      </w:pPr>
+      <w:rPr>
+        <w:rFonts w:ascii="Courier New" w:hAnsi="Courier New" w:cs="Courier New" w:hint="default"/>
+      </w:rPr>
+    </w:lvl>
+    <w:lvl w:ilvl="2" w:tplc="04090005" w:tentative="1">
+      <w:start w:val="1"/>
+      <w:numFmt w:val="bullet"/>
+      <w:lvlText w:val=""/>
+      <w:lvlJc w:val="left"/>
+      <w:pPr>
+        <w:ind w:left="2160" w:hanging="360"/>
+      </w:pPr>
+      <w:rPr>
+        <w:rFonts w:ascii="Wingdings" w:hAnsi="Wingdings" w:hint="default"/>
+      </w:rPr>
+    </w:lvl>
+    <w:lvl w:ilvl="3" w:tplc="04090001" w:tentative="1">
+      <w:start w:val="1"/>
+      <w:numFmt w:val="bullet"/>
+      <w:lvlText w:val=""/>
+      <w:lvlJc w:val="left"/>
+      <w:pPr>
+        <w:ind w:left="2880" w:hanging="360"/>
+      </w:pPr>
+      <w:rPr>
+        <w:rFonts w:ascii="Symbol" w:hAnsi="Symbol" w:hint="default"/>
+      </w:rPr>
+    </w:lvl>
+    <w:lvl w:ilvl="4" w:tplc="04090003" w:tentative="1">
+      <w:start w:val="1"/>
+      <w:numFmt w:val="bullet"/>
+      <w:lvlText w:val="o"/>
+      <w:lvlJc w:val="left"/>
+      <w:pPr>
+        <w:ind w:left="3600" w:hanging="360"/>
+      </w:pPr>
+      <w:rPr>
+        <w:rFonts w:ascii="Courier New" w:hAnsi="Courier New" w:cs="Courier New" w:hint="default"/>
+      </w:rPr>
+    </w:lvl>
+    <w:lvl w:ilvl="5" w:tplc="04090005" w:tentative="1">
+      <w:start w:val="1"/>
+      <w:numFmt w:val="bullet"/>
+      <w:lvlText w:val=""/>
+      <w:lvlJc w:val="left"/>
+      <w:pPr>
+        <w:ind w:left="4320" w:hanging="360"/>
+      </w:pPr>
+      <w:rPr>
+        <w:rFonts w:ascii="Wingdings" w:hAnsi="Wingdings" w:hint="default"/>
+      </w:rPr>
+    </w:lvl>
+    <w:lvl w:ilvl="6" w:tplc="04090001" w:tentative="1">
+      <w:start w:val="1"/>
+      <w:numFmt w:val="bullet"/>
+      <w:lvlText w:val=""/>
+      <w:lvlJc w:val="left"/>
+      <w:pPr>
+        <w:ind w:left="5040" w:hanging="360"/>
+      </w:pPr>
+      <w:rPr>
+        <w:rFonts w:ascii="Symbol" w:hAnsi="Symbol" w:hint="default"/>
+      </w:rPr>
+    </w:lvl>
+    <w:lvl w:ilvl="7" w:tplc="04090003" w:tentative="1">
+      <w:start w:val="1"/>
+      <w:numFmt w:val="bullet"/>
+      <w:lvlText w:val="o"/>
+      <w:lvlJc w:val="left"/>
+      <w:pPr>
+        <w:ind w:left="5760" w:hanging="360"/>
+      </w:pPr>
+      <w:rPr>
+        <w:rFonts w:ascii="Courier New" w:hAnsi="Courier New" w:cs="Courier New" w:hint="default"/>
+      </w:rPr>
+    </w:lvl>
+    <w:lvl w:ilvl="8" w:tplc="04090005" w:tentative="1">
+      <w:start w:val="1"/>
+      <w:numFmt w:val="bullet"/>
+      <w:lvlText w:val=""/>
+      <w:lvlJc w:val="left"/>
+      <w:pPr>
+        <w:ind w:left="6480" w:hanging="360"/>
+      </w:pPr>
+      <w:rPr>
+        <w:rFonts w:ascii="Wingdings" w:hAnsi="Wingdings" w:hint="default"/>
+      </w:rPr>
+    </w:lvl>
+  </w:abstractNum>
+  <w:abstractNum w:abstractNumId="11" w15:restartNumberingAfterBreak="0">
     <w:nsid w:val="3EC1273E"/>
     <w:multiLevelType w:val="hybridMultilevel"/>
     <w:tmpl w:val="650CEA5C"/>
@@ -1658,7 +2527,7 @@
       </w:rPr>
     </w:lvl>
   </w:abstractNum>
-  <w:abstractNum w:abstractNumId="7" w15:restartNumberingAfterBreak="0">
+  <w:abstractNum w:abstractNumId="12" w15:restartNumberingAfterBreak="0">
     <w:nsid w:val="439974EE"/>
     <w:multiLevelType w:val="multilevel"/>
     <w:tmpl w:val="7400C748"/>
@@ -1772,7 +2641,7 @@
       </w:rPr>
     </w:lvl>
   </w:abstractNum>
-  <w:abstractNum w:abstractNumId="8" w15:restartNumberingAfterBreak="0">
+  <w:abstractNum w:abstractNumId="13" w15:restartNumberingAfterBreak="0">
     <w:nsid w:val="48F3587C"/>
     <w:multiLevelType w:val="multilevel"/>
     <w:tmpl w:val="0409001F"/>
@@ -1858,7 +2727,7 @@
       </w:pPr>
     </w:lvl>
   </w:abstractNum>
-  <w:abstractNum w:abstractNumId="9" w15:restartNumberingAfterBreak="0">
+  <w:abstractNum w:abstractNumId="14" w15:restartNumberingAfterBreak="0">
     <w:nsid w:val="49144F4A"/>
     <w:multiLevelType w:val="hybridMultilevel"/>
     <w:tmpl w:val="2F588CC0"/>
@@ -1971,7 +2840,120 @@
       </w:rPr>
     </w:lvl>
   </w:abstractNum>
-  <w:abstractNum w:abstractNumId="10" w15:restartNumberingAfterBreak="0">
+  <w:abstractNum w:abstractNumId="15" w15:restartNumberingAfterBreak="0">
+    <w:nsid w:val="623A1E38"/>
+    <w:multiLevelType w:val="hybridMultilevel"/>
+    <w:tmpl w:val="DE2E4996"/>
+    <w:lvl w:ilvl="0" w:tplc="04090001">
+      <w:start w:val="1"/>
+      <w:numFmt w:val="bullet"/>
+      <w:lvlText w:val=""/>
+      <w:lvlJc w:val="left"/>
+      <w:pPr>
+        <w:ind w:left="720" w:hanging="360"/>
+      </w:pPr>
+      <w:rPr>
+        <w:rFonts w:ascii="Symbol" w:hAnsi="Symbol" w:hint="default"/>
+      </w:rPr>
+    </w:lvl>
+    <w:lvl w:ilvl="1" w:tplc="04090003" w:tentative="1">
+      <w:start w:val="1"/>
+      <w:numFmt w:val="bullet"/>
+      <w:lvlText w:val="o"/>
+      <w:lvlJc w:val="left"/>
+      <w:pPr>
+        <w:ind w:left="1440" w:hanging="360"/>
+      </w:pPr>
+      <w:rPr>
+        <w:rFonts w:ascii="Courier New" w:hAnsi="Courier New" w:cs="Courier New" w:hint="default"/>
+      </w:rPr>
+    </w:lvl>
+    <w:lvl w:ilvl="2" w:tplc="04090005" w:tentative="1">
+      <w:start w:val="1"/>
+      <w:numFmt w:val="bullet"/>
+      <w:lvlText w:val=""/>
+      <w:lvlJc w:val="left"/>
+      <w:pPr>
+        <w:ind w:left="2160" w:hanging="360"/>
+      </w:pPr>
+      <w:rPr>
+        <w:rFonts w:ascii="Wingdings" w:hAnsi="Wingdings" w:hint="default"/>
+      </w:rPr>
+    </w:lvl>
+    <w:lvl w:ilvl="3" w:tplc="04090001" w:tentative="1">
+      <w:start w:val="1"/>
+      <w:numFmt w:val="bullet"/>
+      <w:lvlText w:val=""/>
+      <w:lvlJc w:val="left"/>
+      <w:pPr>
+        <w:ind w:left="2880" w:hanging="360"/>
+      </w:pPr>
+      <w:rPr>
+        <w:rFonts w:ascii="Symbol" w:hAnsi="Symbol" w:hint="default"/>
+      </w:rPr>
+    </w:lvl>
+    <w:lvl w:ilvl="4" w:tplc="04090003" w:tentative="1">
+      <w:start w:val="1"/>
+      <w:numFmt w:val="bullet"/>
+      <w:lvlText w:val="o"/>
+      <w:lvlJc w:val="left"/>
+      <w:pPr>
+        <w:ind w:left="3600" w:hanging="360"/>
+      </w:pPr>
+      <w:rPr>
+        <w:rFonts w:ascii="Courier New" w:hAnsi="Courier New" w:cs="Courier New" w:hint="default"/>
+      </w:rPr>
+    </w:lvl>
+    <w:lvl w:ilvl="5" w:tplc="04090005" w:tentative="1">
+      <w:start w:val="1"/>
+      <w:numFmt w:val="bullet"/>
+      <w:lvlText w:val=""/>
+      <w:lvlJc w:val="left"/>
+      <w:pPr>
+        <w:ind w:left="4320" w:hanging="360"/>
+      </w:pPr>
+      <w:rPr>
+        <w:rFonts w:ascii="Wingdings" w:hAnsi="Wingdings" w:hint="default"/>
+      </w:rPr>
+    </w:lvl>
+    <w:lvl w:ilvl="6" w:tplc="04090001" w:tentative="1">
+      <w:start w:val="1"/>
+      <w:numFmt w:val="bullet"/>
+      <w:lvlText w:val=""/>
+      <w:lvlJc w:val="left"/>
+      <w:pPr>
+        <w:ind w:left="5040" w:hanging="360"/>
+      </w:pPr>
+      <w:rPr>
+        <w:rFonts w:ascii="Symbol" w:hAnsi="Symbol" w:hint="default"/>
+      </w:rPr>
+    </w:lvl>
+    <w:lvl w:ilvl="7" w:tplc="04090003" w:tentative="1">
+      <w:start w:val="1"/>
+      <w:numFmt w:val="bullet"/>
+      <w:lvlText w:val="o"/>
+      <w:lvlJc w:val="left"/>
+      <w:pPr>
+        <w:ind w:left="5760" w:hanging="360"/>
+      </w:pPr>
+      <w:rPr>
+        <w:rFonts w:ascii="Courier New" w:hAnsi="Courier New" w:cs="Courier New" w:hint="default"/>
+      </w:rPr>
+    </w:lvl>
+    <w:lvl w:ilvl="8" w:tplc="04090005" w:tentative="1">
+      <w:start w:val="1"/>
+      <w:numFmt w:val="bullet"/>
+      <w:lvlText w:val=""/>
+      <w:lvlJc w:val="left"/>
+      <w:pPr>
+        <w:ind w:left="6480" w:hanging="360"/>
+      </w:pPr>
+      <w:rPr>
+        <w:rFonts w:ascii="Wingdings" w:hAnsi="Wingdings" w:hint="default"/>
+      </w:rPr>
+    </w:lvl>
+  </w:abstractNum>
+  <w:abstractNum w:abstractNumId="16" w15:restartNumberingAfterBreak="0">
     <w:nsid w:val="64E749B0"/>
     <w:multiLevelType w:val="multilevel"/>
     <w:tmpl w:val="F3302078"/>
@@ -2084,7 +3066,119 @@
       </w:rPr>
     </w:lvl>
   </w:abstractNum>
-  <w:abstractNum w:abstractNumId="11" w15:restartNumberingAfterBreak="0">
+  <w:abstractNum w:abstractNumId="17" w15:restartNumberingAfterBreak="0">
+    <w:nsid w:val="683D39DC"/>
+    <w:multiLevelType w:val="hybridMultilevel"/>
+    <w:tmpl w:val="C7A47C9A"/>
+    <w:lvl w:ilvl="0" w:tplc="C6BCAF80">
+      <w:numFmt w:val="bullet"/>
+      <w:lvlText w:val="•"/>
+      <w:lvlJc w:val="left"/>
+      <w:pPr>
+        <w:ind w:left="1080" w:hanging="360"/>
+      </w:pPr>
+      <w:rPr>
+        <w:rFonts w:ascii="Times New Roman" w:eastAsiaTheme="majorEastAsia" w:hAnsi="Times New Roman" w:cs="Times New Roman" w:hint="default"/>
+      </w:rPr>
+    </w:lvl>
+    <w:lvl w:ilvl="1" w:tplc="04090003" w:tentative="1">
+      <w:start w:val="1"/>
+      <w:numFmt w:val="bullet"/>
+      <w:lvlText w:val="o"/>
+      <w:lvlJc w:val="left"/>
+      <w:pPr>
+        <w:ind w:left="1800" w:hanging="360"/>
+      </w:pPr>
+      <w:rPr>
+        <w:rFonts w:ascii="Courier New" w:hAnsi="Courier New" w:cs="Courier New" w:hint="default"/>
+      </w:rPr>
+    </w:lvl>
+    <w:lvl w:ilvl="2" w:tplc="04090005" w:tentative="1">
+      <w:start w:val="1"/>
+      <w:numFmt w:val="bullet"/>
+      <w:lvlText w:val=""/>
+      <w:lvlJc w:val="left"/>
+      <w:pPr>
+        <w:ind w:left="2520" w:hanging="360"/>
+      </w:pPr>
+      <w:rPr>
+        <w:rFonts w:ascii="Wingdings" w:hAnsi="Wingdings" w:hint="default"/>
+      </w:rPr>
+    </w:lvl>
+    <w:lvl w:ilvl="3" w:tplc="04090001" w:tentative="1">
+      <w:start w:val="1"/>
+      <w:numFmt w:val="bullet"/>
+      <w:lvlText w:val=""/>
+      <w:lvlJc w:val="left"/>
+      <w:pPr>
+        <w:ind w:left="3240" w:hanging="360"/>
+      </w:pPr>
+      <w:rPr>
+        <w:rFonts w:ascii="Symbol" w:hAnsi="Symbol" w:hint="default"/>
+      </w:rPr>
+    </w:lvl>
+    <w:lvl w:ilvl="4" w:tplc="04090003" w:tentative="1">
+      <w:start w:val="1"/>
+      <w:numFmt w:val="bullet"/>
+      <w:lvlText w:val="o"/>
+      <w:lvlJc w:val="left"/>
+      <w:pPr>
+        <w:ind w:left="3960" w:hanging="360"/>
+      </w:pPr>
+      <w:rPr>
+        <w:rFonts w:ascii="Courier New" w:hAnsi="Courier New" w:cs="Courier New" w:hint="default"/>
+      </w:rPr>
+    </w:lvl>
+    <w:lvl w:ilvl="5" w:tplc="04090005" w:tentative="1">
+      <w:start w:val="1"/>
+      <w:numFmt w:val="bullet"/>
+      <w:lvlText w:val=""/>
+      <w:lvlJc w:val="left"/>
+      <w:pPr>
+        <w:ind w:left="4680" w:hanging="360"/>
+      </w:pPr>
+      <w:rPr>
+        <w:rFonts w:ascii="Wingdings" w:hAnsi="Wingdings" w:hint="default"/>
+      </w:rPr>
+    </w:lvl>
+    <w:lvl w:ilvl="6" w:tplc="04090001" w:tentative="1">
+      <w:start w:val="1"/>
+      <w:numFmt w:val="bullet"/>
+      <w:lvlText w:val=""/>
+      <w:lvlJc w:val="left"/>
+      <w:pPr>
+        <w:ind w:left="5400" w:hanging="360"/>
+      </w:pPr>
+      <w:rPr>
+        <w:rFonts w:ascii="Symbol" w:hAnsi="Symbol" w:hint="default"/>
+      </w:rPr>
+    </w:lvl>
+    <w:lvl w:ilvl="7" w:tplc="04090003" w:tentative="1">
+      <w:start w:val="1"/>
+      <w:numFmt w:val="bullet"/>
+      <w:lvlText w:val="o"/>
+      <w:lvlJc w:val="left"/>
+      <w:pPr>
+        <w:ind w:left="6120" w:hanging="360"/>
+      </w:pPr>
+      <w:rPr>
+        <w:rFonts w:ascii="Courier New" w:hAnsi="Courier New" w:cs="Courier New" w:hint="default"/>
+      </w:rPr>
+    </w:lvl>
+    <w:lvl w:ilvl="8" w:tplc="04090005" w:tentative="1">
+      <w:start w:val="1"/>
+      <w:numFmt w:val="bullet"/>
+      <w:lvlText w:val=""/>
+      <w:lvlJc w:val="left"/>
+      <w:pPr>
+        <w:ind w:left="6840" w:hanging="360"/>
+      </w:pPr>
+      <w:rPr>
+        <w:rFonts w:ascii="Wingdings" w:hAnsi="Wingdings" w:hint="default"/>
+      </w:rPr>
+    </w:lvl>
+  </w:abstractNum>
+  <w:abstractNum w:abstractNumId="18" w15:restartNumberingAfterBreak="0">
     <w:nsid w:val="77472EE8"/>
     <w:multiLevelType w:val="multilevel"/>
     <w:tmpl w:val="0409001D"/>
@@ -2170,7 +3264,7 @@
       </w:pPr>
     </w:lvl>
   </w:abstractNum>
-  <w:abstractNum w:abstractNumId="12" w15:restartNumberingAfterBreak="0">
+  <w:abstractNum w:abstractNumId="19" w15:restartNumberingAfterBreak="0">
     <w:nsid w:val="7952044A"/>
     <w:multiLevelType w:val="multilevel"/>
     <w:tmpl w:val="1E785A94"/>
@@ -2283,7 +3377,7 @@
       </w:rPr>
     </w:lvl>
   </w:abstractNum>
-  <w:abstractNum w:abstractNumId="13" w15:restartNumberingAfterBreak="0">
+  <w:abstractNum w:abstractNumId="20" w15:restartNumberingAfterBreak="0">
     <w:nsid w:val="7B7F7A0F"/>
     <w:multiLevelType w:val="multilevel"/>
     <w:tmpl w:val="0409001F"/>
@@ -2370,28 +3464,28 @@
     </w:lvl>
   </w:abstractNum>
   <w:num w:numId="1" w16cid:durableId="2135563934">
-    <w:abstractNumId w:val="6"/>
+    <w:abstractNumId w:val="11"/>
   </w:num>
   <w:num w:numId="2" w16cid:durableId="379138486">
-    <w:abstractNumId w:val="9"/>
+    <w:abstractNumId w:val="14"/>
   </w:num>
   <w:num w:numId="3" w16cid:durableId="167529124">
-    <w:abstractNumId w:val="4"/>
+    <w:abstractNumId w:val="7"/>
   </w:num>
   <w:num w:numId="4" w16cid:durableId="508909826">
-    <w:abstractNumId w:val="10"/>
+    <w:abstractNumId w:val="16"/>
   </w:num>
   <w:num w:numId="5" w16cid:durableId="904953465">
-    <w:abstractNumId w:val="12"/>
+    <w:abstractNumId w:val="19"/>
   </w:num>
   <w:num w:numId="6" w16cid:durableId="781191898">
-    <w:abstractNumId w:val="1"/>
+    <w:abstractNumId w:val="3"/>
   </w:num>
   <w:num w:numId="7" w16cid:durableId="1525946543">
-    <w:abstractNumId w:val="11"/>
+    <w:abstractNumId w:val="18"/>
   </w:num>
   <w:num w:numId="8" w16cid:durableId="1242526433">
-    <w:abstractNumId w:val="10"/>
+    <w:abstractNumId w:val="16"/>
     <w:lvlOverride w:ilvl="0">
       <w:lvl w:ilvl="0">
         <w:start w:val="6"/>
@@ -2523,22 +3617,43 @@
     <w:abstractNumId w:val="0"/>
   </w:num>
   <w:num w:numId="10" w16cid:durableId="137385975">
+    <w:abstractNumId w:val="8"/>
+  </w:num>
+  <w:num w:numId="11" w16cid:durableId="1922980220">
+    <w:abstractNumId w:val="12"/>
+  </w:num>
+  <w:num w:numId="12" w16cid:durableId="1126781067">
     <w:abstractNumId w:val="5"/>
   </w:num>
-  <w:num w:numId="11" w16cid:durableId="1922980220">
-    <w:abstractNumId w:val="7"/>
+  <w:num w:numId="13" w16cid:durableId="1970546433">
+    <w:abstractNumId w:val="6"/>
   </w:num>
-  <w:num w:numId="12" w16cid:durableId="1126781067">
+  <w:num w:numId="14" w16cid:durableId="998926549">
+    <w:abstractNumId w:val="20"/>
+  </w:num>
+  <w:num w:numId="15" w16cid:durableId="1299066173">
+    <w:abstractNumId w:val="13"/>
+  </w:num>
+  <w:num w:numId="16" w16cid:durableId="1271545390">
+    <w:abstractNumId w:val="10"/>
+  </w:num>
+  <w:num w:numId="17" w16cid:durableId="553201392">
+    <w:abstractNumId w:val="1"/>
+  </w:num>
+  <w:num w:numId="18" w16cid:durableId="1636980513">
+    <w:abstractNumId w:val="17"/>
+  </w:num>
+  <w:num w:numId="19" w16cid:durableId="1024288247">
     <w:abstractNumId w:val="2"/>
   </w:num>
-  <w:num w:numId="13" w16cid:durableId="1970546433">
-    <w:abstractNumId w:val="3"/>
+  <w:num w:numId="20" w16cid:durableId="2139882200">
+    <w:abstractNumId w:val="4"/>
   </w:num>
-  <w:num w:numId="14" w16cid:durableId="998926549">
-    <w:abstractNumId w:val="13"/>
+  <w:num w:numId="21" w16cid:durableId="334381419">
+    <w:abstractNumId w:val="15"/>
   </w:num>
-  <w:num w:numId="15" w16cid:durableId="1299066173">
-    <w:abstractNumId w:val="8"/>
+  <w:num w:numId="22" w16cid:durableId="1278759208">
+    <w:abstractNumId w:val="9"/>
   </w:num>
 </w:numbering>
 </file>
